--- a/docs/assignments/lab-01/lab01-report-template.docx
+++ b/docs/assignments/lab-01/lab01-report-template.docx
@@ -2,9 +2,159 @@
 <file path=word/document.xml><?xml version="1.0" encoding="utf-8"?>
 <w:document xmlns:wpc="http://schemas.microsoft.com/office/word/2010/wordprocessingCanvas" xmlns:mc="http://schemas.openxmlformats.org/markup-compatibility/2006" xmlns:o="urn:schemas-microsoft-com:office:office" xmlns:r="http://schemas.openxmlformats.org/officeDocument/2006/relationships" xmlns:m="http://schemas.openxmlformats.org/officeDocument/2006/math" xmlns:v="urn:schemas-microsoft-com:vml" xmlns:wp14="http://schemas.microsoft.com/office/word/2010/wordprocessingDrawing" xmlns:wp="http://schemas.openxmlformats.org/drawingml/2006/wordprocessingDrawing" xmlns:w10="urn:schemas-microsoft-com:office:word" xmlns:w="http://schemas.openxmlformats.org/wordprocessingml/2006/main" xmlns:w14="http://schemas.microsoft.com/office/word/2010/wordml" xmlns:w15="http://schemas.microsoft.com/office/word/2012/wordml" xmlns:wpg="http://schemas.microsoft.com/office/word/2010/wordprocessingGroup" xmlns:wpi="http://schemas.microsoft.com/office/word/2010/wordprocessingInk" xmlns:wne="http://schemas.microsoft.com/office/word/2006/wordml" xmlns:wps="http://schemas.microsoft.com/office/word/2010/wordprocessingShape" xmlns:cx="http://schemas.microsoft.com/office/drawing/2014/chartex" xmlns:cx1="http://schemas.microsoft.com/office/drawing/2015/9/8/chartex" xmlns:cx2="http://schemas.microsoft.com/office/drawing/2015/10/21/chartex" xmlns:cx3="http://schemas.microsoft.com/office/drawing/2016/5/9/chartex" xmlns:cx4="http://schemas.microsoft.com/office/drawing/2016/5/10/chartex" xmlns:cx5="http://schemas.microsoft.com/office/drawing/2016/5/11/chartex" xmlns:cx6="http://schemas.microsoft.com/office/drawing/2016/5/12/chartex" xmlns:cx7="http://schemas.microsoft.com/office/drawing/2016/5/13/chartex" xmlns:cx8="http://schemas.microsoft.com/office/drawing/2016/5/14/chartex" xmlns:aink="http://schemas.microsoft.com/office/drawing/2016/ink" xmlns:am3d="http://schemas.microsoft.com/office/drawing/2017/model3d" xmlns:w16cex="http://schemas.microsoft.com/office/word/2018/wordml/cex" xmlns:w16cid="http://schemas.microsoft.com/office/word/2016/wordml/cid" xmlns:w16="http://schemas.microsoft.com/office/word/2018/wordml" xmlns:w16sdtdh="http://schemas.microsoft.com/office/word/2020/wordml/sdtdatahash" xmlns:w16se="http://schemas.microsoft.com/office/word/2015/wordml/symex" mc:Ignorable="w14 w15 wp14">
   <w:body>
-    <w:p>
-      <w:pPr>
-        <w:spacing w:before="2200"/>
+    <w:tbl>
+      <w:tblPr>
+        <w:tblW w:type="dxa" w:w="9360"/>
+        <w:tblBorders>
+          <w:top w:val="single" w:color="BF9000" w:sz="8"/>
+          <w:left w:val="single" w:color="BF9000" w:sz="8"/>
+          <w:bottom w:val="single" w:color="BF9000" w:sz="8"/>
+          <w:right w:val="single" w:color="BF9000" w:sz="8"/>
+          <w:insideH w:val="single" w:color="BF9000" w:sz="8"/>
+          <w:insideV w:val="single" w:color="BF9000" w:sz="8"/>
+        </w:tblBorders>
+      </w:tblPr>
+      <w:tblGrid>
+        <w:gridCol w:w="9360"/>
+      </w:tblGrid>
+      <w:tr>
+        <w:trPr>
+          <w:cantSplit/>
+        </w:trPr>
+        <w:tc>
+          <w:tcPr>
+            <w:tcW w:type="dxa" w:w="9360"/>
+            <w:shd w:fill="FFF2CC" w:color="auto" w:val="clear"/>
+            <w:tcMar>
+              <w:top w:type="dxa" w:w="120"/>
+              <w:left w:type="dxa" w:w="160"/>
+              <w:bottom w:type="dxa" w:w="120"/>
+              <w:right w:type="dxa" w:w="160"/>
+            </w:tcMar>
+          </w:tcPr>
+          <w:p>
+            <w:pPr>
+              <w:spacing w:after="80"/>
+            </w:pPr>
+            <w:r>
+              <w:rPr>
+                <w:b/>
+                <w:bCs/>
+                <w:color w:val="1F3864"/>
+                <w:sz w:val="20"/>
+                <w:szCs w:val="20"/>
+              </w:rPr>
+              <w:t xml:space="preserve">Before you submit — then delete this box</w:t>
+            </w:r>
+          </w:p>
+          <w:p>
+            <w:pPr>
+              <w:pStyle w:val="ListParagraph"/>
+              <w:numPr>
+                <w:ilvl w:val="0"/>
+                <w:numId w:val="2"/>
+              </w:numPr>
+              <w:spacing w:after="40"/>
+            </w:pPr>
+            <w:r>
+              <w:rPr>
+                <w:sz w:val="19"/>
+                <w:szCs w:val="19"/>
+              </w:rPr>
+              <w:t xml:space="preserve">Delete every yellow placeholder and every gray instruction line, and this box.</w:t>
+            </w:r>
+          </w:p>
+          <w:p>
+            <w:pPr>
+              <w:pStyle w:val="ListParagraph"/>
+              <w:numPr>
+                <w:ilvl w:val="0"/>
+                <w:numId w:val="2"/>
+              </w:numPr>
+              <w:spacing w:after="40"/>
+            </w:pPr>
+            <w:r>
+              <w:rPr>
+                <w:sz w:val="19"/>
+                <w:szCs w:val="19"/>
+              </w:rPr>
+              <w:t xml:space="preserve">Name your reviewer, add the sentence on what you changed, and paste their stamp image below.</w:t>
+            </w:r>
+          </w:p>
+          <w:p>
+            <w:pPr>
+              <w:pStyle w:val="ListParagraph"/>
+              <w:numPr>
+                <w:ilvl w:val="0"/>
+                <w:numId w:val="2"/>
+              </w:numPr>
+              <w:spacing w:after="40"/>
+            </w:pPr>
+            <w:r>
+              <w:rPr>
+                <w:sz w:val="19"/>
+                <w:szCs w:val="19"/>
+              </w:rPr>
+              <w:t xml:space="preserve">Figure 1 is the model exported from ModelBuilder (Export ▸ Export To Graphic, as PNG) — not a screen capture, and not redrawn or “enhanced” by AI.</w:t>
+            </w:r>
+          </w:p>
+          <w:p>
+            <w:pPr>
+              <w:pStyle w:val="ListParagraph"/>
+              <w:numPr>
+                <w:ilvl w:val="0"/>
+                <w:numId w:val="2"/>
+              </w:numPr>
+              <w:spacing w:after="40"/>
+            </w:pPr>
+            <w:r>
+              <w:rPr>
+                <w:sz w:val="19"/>
+                <w:szCs w:val="19"/>
+              </w:rPr>
+              <w:t xml:space="preserve">Every number in your tables and text comes from your own work in ArcGIS Pro.</w:t>
+            </w:r>
+          </w:p>
+          <w:p>
+            <w:pPr>
+              <w:pStyle w:val="ListParagraph"/>
+              <w:numPr>
+                <w:ilvl w:val="0"/>
+                <w:numId w:val="2"/>
+              </w:numPr>
+              <w:spacing w:after="40"/>
+            </w:pPr>
+            <w:r>
+              <w:rPr>
+                <w:sz w:val="19"/>
+                <w:szCs w:val="19"/>
+              </w:rPr>
+              <w:t xml:space="preserve">Put a score in every row of the Self-Graded Rubric, and the total.</w:t>
+            </w:r>
+          </w:p>
+          <w:p>
+            <w:pPr>
+              <w:pStyle w:val="ListParagraph"/>
+              <w:numPr>
+                <w:ilvl w:val="0"/>
+                <w:numId w:val="2"/>
+              </w:numPr>
+              <w:spacing w:after="40"/>
+            </w:pPr>
+            <w:r>
+              <w:rPr>
+                <w:sz w:val="19"/>
+                <w:szCs w:val="19"/>
+              </w:rPr>
+              <w:t xml:space="preserve">Save as PDF, then open the PDF and check that every figure and map came through readable.</w:t>
+            </w:r>
+          </w:p>
+        </w:tc>
+      </w:tr>
+    </w:tbl>
+    <w:p>
+      <w:pPr>
+        <w:spacing w:before="900"/>
       </w:pPr>
     </w:p>
     <w:p>
@@ -38,7 +188,7 @@
     </w:p>
     <w:p>
       <w:pPr>
-        <w:spacing w:after="700"/>
+        <w:spacing w:after="600"/>
         <w:jc w:val="center"/>
       </w:pPr>
       <w:r>
@@ -72,6 +222,7 @@
           <w:color w:val="767171"/>
           <w:sz w:val="21"/>
           <w:szCs w:val="21"/>
+          <w:highlight w:val="yellow"/>
         </w:rPr>
         <w:t xml:space="preserve">[your name]</w:t>
       </w:r>
@@ -98,6 +249,7 @@
           <w:color w:val="767171"/>
           <w:sz w:val="21"/>
           <w:szCs w:val="21"/>
+          <w:highlight w:val="yellow"/>
         </w:rPr>
         <w:t xml:space="preserve">[date]</w:t>
       </w:r>
@@ -124,13 +276,14 @@
           <w:color w:val="767171"/>
           <w:sz w:val="21"/>
           <w:szCs w:val="21"/>
+          <w:highlight w:val="yellow"/>
         </w:rPr>
         <w:t xml:space="preserve">[reviewer’s name]</w:t>
       </w:r>
     </w:p>
     <w:p>
       <w:pPr>
-        <w:spacing w:after="500" w:before="60"/>
+        <w:spacing w:after="400" w:before="60"/>
         <w:jc w:val="center"/>
       </w:pPr>
       <w:r>
@@ -140,6 +293,7 @@
           <w:color w:val="767171"/>
           <w:sz w:val="21"/>
           <w:szCs w:val="21"/>
+          <w:highlight w:val="yellow"/>
         </w:rPr>
         <w:t xml:space="preserve">[One sentence on what you changed because of your reviewer’s feedback.]</w:t>
       </w:r>
@@ -155,8 +309,9 @@
           <w:color w:val="767171"/>
           <w:sz w:val="19"/>
           <w:szCs w:val="19"/>
-        </w:rPr>
-        <w:t xml:space="preserve">[ Peer-review stamp here ]</w:t>
+          <w:highlight w:val="yellow"/>
+        </w:rPr>
+        <w:t xml:space="preserve">[ Paste your reviewer’s stamp image here ]</w:t>
       </w:r>
     </w:p>
     <w:p>
@@ -204,6 +359,7 @@
           <w:i/>
           <w:iCs/>
           <w:color w:val="767171"/>
+          <w:highlight w:val="yellow"/>
         </w:rPr>
         <w:t xml:space="preserve">[Add your content here.]</w:t>
       </w:r>
@@ -248,6 +404,7 @@
           <w:i/>
           <w:iCs/>
           <w:color w:val="767171"/>
+          <w:highlight w:val="yellow"/>
         </w:rPr>
         <w:t xml:space="preserve">[Add your content here.]</w:t>
       </w:r>
@@ -606,7 +763,7 @@
           <w:sz w:val="19"/>
           <w:szCs w:val="19"/>
         </w:rPr>
-        <w:t xml:space="preserve">Rubric: a description a reader could repeat from — each tool, its settings, and every input, intermediate and output dataset with its type and source (2 points). Fill one row per tool, in the order they run.</w:t>
+        <w:t xml:space="preserve">Rubric: a description a reader could repeat from — each tool, its settings, and every input, intermediate and output dataset with its type and source (2 points). Fill one row per tool, in the order they run, and fill both the Type and the Source column.</w:t>
       </w:r>
     </w:p>
     <w:p>
@@ -618,6 +775,7 @@
           <w:i/>
           <w:iCs/>
           <w:color w:val="767171"/>
+          <w:highlight w:val="yellow"/>
         </w:rPr>
         <w:t xml:space="preserve">[Add your content here.]</w:t>
       </w:r>
@@ -635,11 +793,12 @@
         </w:tblBorders>
       </w:tblPr>
       <w:tblGrid>
+        <w:gridCol w:w="1400"/>
+        <w:gridCol w:w="2100"/>
+        <w:gridCol w:w="2100"/>
         <w:gridCol w:w="1500"/>
-        <w:gridCol w:w="2300"/>
-        <w:gridCol w:w="2300"/>
-        <w:gridCol w:w="1700"/>
-        <w:gridCol w:w="1560"/>
+        <w:gridCol w:w="1000"/>
+        <w:gridCol w:w="1260"/>
       </w:tblGrid>
       <w:tr>
         <w:trPr>
@@ -648,7 +807,7 @@
         </w:trPr>
         <w:tc>
           <w:tcPr>
-            <w:tcW w:type="dxa" w:w="1500"/>
+            <w:tcW w:type="dxa" w:w="1400"/>
             <w:shd w:fill="D9E2F3" w:color="auto" w:val="clear"/>
             <w:tcMar>
               <w:top w:type="dxa" w:w="90"/>
@@ -672,7 +831,7 @@
         </w:tc>
         <w:tc>
           <w:tcPr>
-            <w:tcW w:type="dxa" w:w="2300"/>
+            <w:tcW w:type="dxa" w:w="2100"/>
             <w:shd w:fill="D9E2F3" w:color="auto" w:val="clear"/>
             <w:tcMar>
               <w:top w:type="dxa" w:w="90"/>
@@ -696,7 +855,7 @@
         </w:tc>
         <w:tc>
           <w:tcPr>
-            <w:tcW w:type="dxa" w:w="2300"/>
+            <w:tcW w:type="dxa" w:w="2100"/>
             <w:shd w:fill="D9E2F3" w:color="auto" w:val="clear"/>
             <w:tcMar>
               <w:top w:type="dxa" w:w="90"/>
@@ -720,7 +879,7 @@
         </w:tc>
         <w:tc>
           <w:tcPr>
-            <w:tcW w:type="dxa" w:w="1700"/>
+            <w:tcW w:type="dxa" w:w="1500"/>
             <w:shd w:fill="D9E2F3" w:color="auto" w:val="clear"/>
             <w:tcMar>
               <w:top w:type="dxa" w:w="90"/>
@@ -744,7 +903,7 @@
         </w:tc>
         <w:tc>
           <w:tcPr>
-            <w:tcW w:type="dxa" w:w="1560"/>
+            <w:tcW w:type="dxa" w:w="1000"/>
             <w:shd w:fill="D9E2F3" w:color="auto" w:val="clear"/>
             <w:tcMar>
               <w:top w:type="dxa" w:w="90"/>
@@ -762,7 +921,31 @@
                 <w:sz w:val="19"/>
                 <w:szCs w:val="19"/>
               </w:rPr>
-              <w:t xml:space="preserve">Type and source</w:t>
+              <w:t xml:space="preserve">Type</w:t>
+            </w:r>
+          </w:p>
+        </w:tc>
+        <w:tc>
+          <w:tcPr>
+            <w:tcW w:type="dxa" w:w="1260"/>
+            <w:shd w:fill="D9E2F3" w:color="auto" w:val="clear"/>
+            <w:tcMar>
+              <w:top w:type="dxa" w:w="90"/>
+              <w:left w:type="dxa" w:w="120"/>
+              <w:bottom w:type="dxa" w:w="90"/>
+              <w:right w:type="dxa" w:w="120"/>
+            </w:tcMar>
+          </w:tcPr>
+          <w:p>
+            <w:r>
+              <w:rPr>
+                <w:b/>
+                <w:bCs/>
+                <w:color w:val="1F3864"/>
+                <w:sz w:val="19"/>
+                <w:szCs w:val="19"/>
+              </w:rPr>
+              <w:t xml:space="preserve">Source</w:t>
             </w:r>
           </w:p>
         </w:tc>
@@ -773,6 +956,69 @@
         </w:trPr>
         <w:tc>
           <w:tcPr>
+            <w:tcW w:type="dxa" w:w="1400"/>
+            <w:tcMar>
+              <w:top w:type="dxa" w:w="90"/>
+              <w:left w:type="dxa" w:w="120"/>
+              <w:bottom w:type="dxa" w:w="90"/>
+              <w:right w:type="dxa" w:w="120"/>
+            </w:tcMar>
+          </w:tcPr>
+          <w:p>
+            <w:r>
+              <w:rPr>
+                <w:color w:val="767171"/>
+                <w:sz w:val="19"/>
+                <w:szCs w:val="19"/>
+              </w:rPr>
+              <w:t xml:space="preserve"> </w:t>
+            </w:r>
+          </w:p>
+        </w:tc>
+        <w:tc>
+          <w:tcPr>
+            <w:tcW w:type="dxa" w:w="2100"/>
+            <w:tcMar>
+              <w:top w:type="dxa" w:w="90"/>
+              <w:left w:type="dxa" w:w="120"/>
+              <w:bottom w:type="dxa" w:w="90"/>
+              <w:right w:type="dxa" w:w="120"/>
+            </w:tcMar>
+          </w:tcPr>
+          <w:p>
+            <w:r>
+              <w:rPr>
+                <w:color w:val="767171"/>
+                <w:sz w:val="19"/>
+                <w:szCs w:val="19"/>
+              </w:rPr>
+              <w:t xml:space="preserve"> </w:t>
+            </w:r>
+          </w:p>
+        </w:tc>
+        <w:tc>
+          <w:tcPr>
+            <w:tcW w:type="dxa" w:w="2100"/>
+            <w:tcMar>
+              <w:top w:type="dxa" w:w="90"/>
+              <w:left w:type="dxa" w:w="120"/>
+              <w:bottom w:type="dxa" w:w="90"/>
+              <w:right w:type="dxa" w:w="120"/>
+            </w:tcMar>
+          </w:tcPr>
+          <w:p>
+            <w:r>
+              <w:rPr>
+                <w:color w:val="767171"/>
+                <w:sz w:val="19"/>
+                <w:szCs w:val="19"/>
+              </w:rPr>
+              <w:t xml:space="preserve"> </w:t>
+            </w:r>
+          </w:p>
+        </w:tc>
+        <w:tc>
+          <w:tcPr>
             <w:tcW w:type="dxa" w:w="1500"/>
             <w:tcMar>
               <w:top w:type="dxa" w:w="90"/>
@@ -794,70 +1040,28 @@
         </w:tc>
         <w:tc>
           <w:tcPr>
-            <w:tcW w:type="dxa" w:w="2300"/>
-            <w:tcMar>
-              <w:top w:type="dxa" w:w="90"/>
-              <w:left w:type="dxa" w:w="120"/>
-              <w:bottom w:type="dxa" w:w="90"/>
-              <w:right w:type="dxa" w:w="120"/>
-            </w:tcMar>
-          </w:tcPr>
-          <w:p>
-            <w:r>
-              <w:rPr>
-                <w:color w:val="767171"/>
-                <w:sz w:val="19"/>
-                <w:szCs w:val="19"/>
-              </w:rPr>
-              <w:t xml:space="preserve"> </w:t>
-            </w:r>
-          </w:p>
-        </w:tc>
-        <w:tc>
-          <w:tcPr>
-            <w:tcW w:type="dxa" w:w="2300"/>
-            <w:tcMar>
-              <w:top w:type="dxa" w:w="90"/>
-              <w:left w:type="dxa" w:w="120"/>
-              <w:bottom w:type="dxa" w:w="90"/>
-              <w:right w:type="dxa" w:w="120"/>
-            </w:tcMar>
-          </w:tcPr>
-          <w:p>
-            <w:r>
-              <w:rPr>
-                <w:color w:val="767171"/>
-                <w:sz w:val="19"/>
-                <w:szCs w:val="19"/>
-              </w:rPr>
-              <w:t xml:space="preserve"> </w:t>
-            </w:r>
-          </w:p>
-        </w:tc>
-        <w:tc>
-          <w:tcPr>
-            <w:tcW w:type="dxa" w:w="1700"/>
-            <w:tcMar>
-              <w:top w:type="dxa" w:w="90"/>
-              <w:left w:type="dxa" w:w="120"/>
-              <w:bottom w:type="dxa" w:w="90"/>
-              <w:right w:type="dxa" w:w="120"/>
-            </w:tcMar>
-          </w:tcPr>
-          <w:p>
-            <w:r>
-              <w:rPr>
-                <w:color w:val="767171"/>
-                <w:sz w:val="19"/>
-                <w:szCs w:val="19"/>
-              </w:rPr>
-              <w:t xml:space="preserve"> </w:t>
-            </w:r>
-          </w:p>
-        </w:tc>
-        <w:tc>
-          <w:tcPr>
-            <w:tcW w:type="dxa" w:w="1560"/>
+            <w:tcW w:type="dxa" w:w="1000"/>
+            <w:tcMar>
+              <w:top w:type="dxa" w:w="90"/>
+              <w:left w:type="dxa" w:w="120"/>
+              <w:bottom w:type="dxa" w:w="90"/>
+              <w:right w:type="dxa" w:w="120"/>
+            </w:tcMar>
+          </w:tcPr>
+          <w:p>
+            <w:r>
+              <w:rPr>
+                <w:color w:val="767171"/>
+                <w:sz w:val="19"/>
+                <w:szCs w:val="19"/>
+              </w:rPr>
+              <w:t xml:space="preserve"> </w:t>
+            </w:r>
+          </w:p>
+        </w:tc>
+        <w:tc>
+          <w:tcPr>
+            <w:tcW w:type="dxa" w:w="1260"/>
             <w:tcMar>
               <w:top w:type="dxa" w:w="90"/>
               <w:left w:type="dxa" w:w="120"/>
@@ -883,6 +1087,72 @@
         </w:trPr>
         <w:tc>
           <w:tcPr>
+            <w:tcW w:type="dxa" w:w="1400"/>
+            <w:shd w:fill="F2F2F2" w:color="auto" w:val="clear"/>
+            <w:tcMar>
+              <w:top w:type="dxa" w:w="90"/>
+              <w:left w:type="dxa" w:w="120"/>
+              <w:bottom w:type="dxa" w:w="90"/>
+              <w:right w:type="dxa" w:w="120"/>
+            </w:tcMar>
+          </w:tcPr>
+          <w:p>
+            <w:r>
+              <w:rPr>
+                <w:color w:val="767171"/>
+                <w:sz w:val="19"/>
+                <w:szCs w:val="19"/>
+              </w:rPr>
+              <w:t xml:space="preserve"> </w:t>
+            </w:r>
+          </w:p>
+        </w:tc>
+        <w:tc>
+          <w:tcPr>
+            <w:tcW w:type="dxa" w:w="2100"/>
+            <w:shd w:fill="F2F2F2" w:color="auto" w:val="clear"/>
+            <w:tcMar>
+              <w:top w:type="dxa" w:w="90"/>
+              <w:left w:type="dxa" w:w="120"/>
+              <w:bottom w:type="dxa" w:w="90"/>
+              <w:right w:type="dxa" w:w="120"/>
+            </w:tcMar>
+          </w:tcPr>
+          <w:p>
+            <w:r>
+              <w:rPr>
+                <w:color w:val="767171"/>
+                <w:sz w:val="19"/>
+                <w:szCs w:val="19"/>
+              </w:rPr>
+              <w:t xml:space="preserve"> </w:t>
+            </w:r>
+          </w:p>
+        </w:tc>
+        <w:tc>
+          <w:tcPr>
+            <w:tcW w:type="dxa" w:w="2100"/>
+            <w:shd w:fill="F2F2F2" w:color="auto" w:val="clear"/>
+            <w:tcMar>
+              <w:top w:type="dxa" w:w="90"/>
+              <w:left w:type="dxa" w:w="120"/>
+              <w:bottom w:type="dxa" w:w="90"/>
+              <w:right w:type="dxa" w:w="120"/>
+            </w:tcMar>
+          </w:tcPr>
+          <w:p>
+            <w:r>
+              <w:rPr>
+                <w:color w:val="767171"/>
+                <w:sz w:val="19"/>
+                <w:szCs w:val="19"/>
+              </w:rPr>
+              <w:t xml:space="preserve"> </w:t>
+            </w:r>
+          </w:p>
+        </w:tc>
+        <w:tc>
+          <w:tcPr>
             <w:tcW w:type="dxa" w:w="1500"/>
             <w:shd w:fill="F2F2F2" w:color="auto" w:val="clear"/>
             <w:tcMar>
@@ -905,7 +1175,7 @@
         </w:tc>
         <w:tc>
           <w:tcPr>
-            <w:tcW w:type="dxa" w:w="2300"/>
+            <w:tcW w:type="dxa" w:w="1000"/>
             <w:shd w:fill="F2F2F2" w:color="auto" w:val="clear"/>
             <w:tcMar>
               <w:top w:type="dxa" w:w="90"/>
@@ -927,51 +1197,7 @@
         </w:tc>
         <w:tc>
           <w:tcPr>
-            <w:tcW w:type="dxa" w:w="2300"/>
-            <w:shd w:fill="F2F2F2" w:color="auto" w:val="clear"/>
-            <w:tcMar>
-              <w:top w:type="dxa" w:w="90"/>
-              <w:left w:type="dxa" w:w="120"/>
-              <w:bottom w:type="dxa" w:w="90"/>
-              <w:right w:type="dxa" w:w="120"/>
-            </w:tcMar>
-          </w:tcPr>
-          <w:p>
-            <w:r>
-              <w:rPr>
-                <w:color w:val="767171"/>
-                <w:sz w:val="19"/>
-                <w:szCs w:val="19"/>
-              </w:rPr>
-              <w:t xml:space="preserve"> </w:t>
-            </w:r>
-          </w:p>
-        </w:tc>
-        <w:tc>
-          <w:tcPr>
-            <w:tcW w:type="dxa" w:w="1700"/>
-            <w:shd w:fill="F2F2F2" w:color="auto" w:val="clear"/>
-            <w:tcMar>
-              <w:top w:type="dxa" w:w="90"/>
-              <w:left w:type="dxa" w:w="120"/>
-              <w:bottom w:type="dxa" w:w="90"/>
-              <w:right w:type="dxa" w:w="120"/>
-            </w:tcMar>
-          </w:tcPr>
-          <w:p>
-            <w:r>
-              <w:rPr>
-                <w:color w:val="767171"/>
-                <w:sz w:val="19"/>
-                <w:szCs w:val="19"/>
-              </w:rPr>
-              <w:t xml:space="preserve"> </w:t>
-            </w:r>
-          </w:p>
-        </w:tc>
-        <w:tc>
-          <w:tcPr>
-            <w:tcW w:type="dxa" w:w="1560"/>
+            <w:tcW w:type="dxa" w:w="1260"/>
             <w:shd w:fill="F2F2F2" w:color="auto" w:val="clear"/>
             <w:tcMar>
               <w:top w:type="dxa" w:w="90"/>
@@ -998,6 +1224,69 @@
         </w:trPr>
         <w:tc>
           <w:tcPr>
+            <w:tcW w:type="dxa" w:w="1400"/>
+            <w:tcMar>
+              <w:top w:type="dxa" w:w="90"/>
+              <w:left w:type="dxa" w:w="120"/>
+              <w:bottom w:type="dxa" w:w="90"/>
+              <w:right w:type="dxa" w:w="120"/>
+            </w:tcMar>
+          </w:tcPr>
+          <w:p>
+            <w:r>
+              <w:rPr>
+                <w:color w:val="767171"/>
+                <w:sz w:val="19"/>
+                <w:szCs w:val="19"/>
+              </w:rPr>
+              <w:t xml:space="preserve"> </w:t>
+            </w:r>
+          </w:p>
+        </w:tc>
+        <w:tc>
+          <w:tcPr>
+            <w:tcW w:type="dxa" w:w="2100"/>
+            <w:tcMar>
+              <w:top w:type="dxa" w:w="90"/>
+              <w:left w:type="dxa" w:w="120"/>
+              <w:bottom w:type="dxa" w:w="90"/>
+              <w:right w:type="dxa" w:w="120"/>
+            </w:tcMar>
+          </w:tcPr>
+          <w:p>
+            <w:r>
+              <w:rPr>
+                <w:color w:val="767171"/>
+                <w:sz w:val="19"/>
+                <w:szCs w:val="19"/>
+              </w:rPr>
+              <w:t xml:space="preserve"> </w:t>
+            </w:r>
+          </w:p>
+        </w:tc>
+        <w:tc>
+          <w:tcPr>
+            <w:tcW w:type="dxa" w:w="2100"/>
+            <w:tcMar>
+              <w:top w:type="dxa" w:w="90"/>
+              <w:left w:type="dxa" w:w="120"/>
+              <w:bottom w:type="dxa" w:w="90"/>
+              <w:right w:type="dxa" w:w="120"/>
+            </w:tcMar>
+          </w:tcPr>
+          <w:p>
+            <w:r>
+              <w:rPr>
+                <w:color w:val="767171"/>
+                <w:sz w:val="19"/>
+                <w:szCs w:val="19"/>
+              </w:rPr>
+              <w:t xml:space="preserve"> </w:t>
+            </w:r>
+          </w:p>
+        </w:tc>
+        <w:tc>
+          <w:tcPr>
             <w:tcW w:type="dxa" w:w="1500"/>
             <w:tcMar>
               <w:top w:type="dxa" w:w="90"/>
@@ -1019,70 +1308,28 @@
         </w:tc>
         <w:tc>
           <w:tcPr>
-            <w:tcW w:type="dxa" w:w="2300"/>
-            <w:tcMar>
-              <w:top w:type="dxa" w:w="90"/>
-              <w:left w:type="dxa" w:w="120"/>
-              <w:bottom w:type="dxa" w:w="90"/>
-              <w:right w:type="dxa" w:w="120"/>
-            </w:tcMar>
-          </w:tcPr>
-          <w:p>
-            <w:r>
-              <w:rPr>
-                <w:color w:val="767171"/>
-                <w:sz w:val="19"/>
-                <w:szCs w:val="19"/>
-              </w:rPr>
-              <w:t xml:space="preserve"> </w:t>
-            </w:r>
-          </w:p>
-        </w:tc>
-        <w:tc>
-          <w:tcPr>
-            <w:tcW w:type="dxa" w:w="2300"/>
-            <w:tcMar>
-              <w:top w:type="dxa" w:w="90"/>
-              <w:left w:type="dxa" w:w="120"/>
-              <w:bottom w:type="dxa" w:w="90"/>
-              <w:right w:type="dxa" w:w="120"/>
-            </w:tcMar>
-          </w:tcPr>
-          <w:p>
-            <w:r>
-              <w:rPr>
-                <w:color w:val="767171"/>
-                <w:sz w:val="19"/>
-                <w:szCs w:val="19"/>
-              </w:rPr>
-              <w:t xml:space="preserve"> </w:t>
-            </w:r>
-          </w:p>
-        </w:tc>
-        <w:tc>
-          <w:tcPr>
-            <w:tcW w:type="dxa" w:w="1700"/>
-            <w:tcMar>
-              <w:top w:type="dxa" w:w="90"/>
-              <w:left w:type="dxa" w:w="120"/>
-              <w:bottom w:type="dxa" w:w="90"/>
-              <w:right w:type="dxa" w:w="120"/>
-            </w:tcMar>
-          </w:tcPr>
-          <w:p>
-            <w:r>
-              <w:rPr>
-                <w:color w:val="767171"/>
-                <w:sz w:val="19"/>
-                <w:szCs w:val="19"/>
-              </w:rPr>
-              <w:t xml:space="preserve"> </w:t>
-            </w:r>
-          </w:p>
-        </w:tc>
-        <w:tc>
-          <w:tcPr>
-            <w:tcW w:type="dxa" w:w="1560"/>
+            <w:tcW w:type="dxa" w:w="1000"/>
+            <w:tcMar>
+              <w:top w:type="dxa" w:w="90"/>
+              <w:left w:type="dxa" w:w="120"/>
+              <w:bottom w:type="dxa" w:w="90"/>
+              <w:right w:type="dxa" w:w="120"/>
+            </w:tcMar>
+          </w:tcPr>
+          <w:p>
+            <w:r>
+              <w:rPr>
+                <w:color w:val="767171"/>
+                <w:sz w:val="19"/>
+                <w:szCs w:val="19"/>
+              </w:rPr>
+              <w:t xml:space="preserve"> </w:t>
+            </w:r>
+          </w:p>
+        </w:tc>
+        <w:tc>
+          <w:tcPr>
+            <w:tcW w:type="dxa" w:w="1260"/>
             <w:tcMar>
               <w:top w:type="dxa" w:w="90"/>
               <w:left w:type="dxa" w:w="120"/>
@@ -1108,6 +1355,72 @@
         </w:trPr>
         <w:tc>
           <w:tcPr>
+            <w:tcW w:type="dxa" w:w="1400"/>
+            <w:shd w:fill="F2F2F2" w:color="auto" w:val="clear"/>
+            <w:tcMar>
+              <w:top w:type="dxa" w:w="90"/>
+              <w:left w:type="dxa" w:w="120"/>
+              <w:bottom w:type="dxa" w:w="90"/>
+              <w:right w:type="dxa" w:w="120"/>
+            </w:tcMar>
+          </w:tcPr>
+          <w:p>
+            <w:r>
+              <w:rPr>
+                <w:color w:val="767171"/>
+                <w:sz w:val="19"/>
+                <w:szCs w:val="19"/>
+              </w:rPr>
+              <w:t xml:space="preserve"> </w:t>
+            </w:r>
+          </w:p>
+        </w:tc>
+        <w:tc>
+          <w:tcPr>
+            <w:tcW w:type="dxa" w:w="2100"/>
+            <w:shd w:fill="F2F2F2" w:color="auto" w:val="clear"/>
+            <w:tcMar>
+              <w:top w:type="dxa" w:w="90"/>
+              <w:left w:type="dxa" w:w="120"/>
+              <w:bottom w:type="dxa" w:w="90"/>
+              <w:right w:type="dxa" w:w="120"/>
+            </w:tcMar>
+          </w:tcPr>
+          <w:p>
+            <w:r>
+              <w:rPr>
+                <w:color w:val="767171"/>
+                <w:sz w:val="19"/>
+                <w:szCs w:val="19"/>
+              </w:rPr>
+              <w:t xml:space="preserve"> </w:t>
+            </w:r>
+          </w:p>
+        </w:tc>
+        <w:tc>
+          <w:tcPr>
+            <w:tcW w:type="dxa" w:w="2100"/>
+            <w:shd w:fill="F2F2F2" w:color="auto" w:val="clear"/>
+            <w:tcMar>
+              <w:top w:type="dxa" w:w="90"/>
+              <w:left w:type="dxa" w:w="120"/>
+              <w:bottom w:type="dxa" w:w="90"/>
+              <w:right w:type="dxa" w:w="120"/>
+            </w:tcMar>
+          </w:tcPr>
+          <w:p>
+            <w:r>
+              <w:rPr>
+                <w:color w:val="767171"/>
+                <w:sz w:val="19"/>
+                <w:szCs w:val="19"/>
+              </w:rPr>
+              <w:t xml:space="preserve"> </w:t>
+            </w:r>
+          </w:p>
+        </w:tc>
+        <w:tc>
+          <w:tcPr>
             <w:tcW w:type="dxa" w:w="1500"/>
             <w:shd w:fill="F2F2F2" w:color="auto" w:val="clear"/>
             <w:tcMar>
@@ -1130,7 +1443,7 @@
         </w:tc>
         <w:tc>
           <w:tcPr>
-            <w:tcW w:type="dxa" w:w="2300"/>
+            <w:tcW w:type="dxa" w:w="1000"/>
             <w:shd w:fill="F2F2F2" w:color="auto" w:val="clear"/>
             <w:tcMar>
               <w:top w:type="dxa" w:w="90"/>
@@ -1152,51 +1465,7 @@
         </w:tc>
         <w:tc>
           <w:tcPr>
-            <w:tcW w:type="dxa" w:w="2300"/>
-            <w:shd w:fill="F2F2F2" w:color="auto" w:val="clear"/>
-            <w:tcMar>
-              <w:top w:type="dxa" w:w="90"/>
-              <w:left w:type="dxa" w:w="120"/>
-              <w:bottom w:type="dxa" w:w="90"/>
-              <w:right w:type="dxa" w:w="120"/>
-            </w:tcMar>
-          </w:tcPr>
-          <w:p>
-            <w:r>
-              <w:rPr>
-                <w:color w:val="767171"/>
-                <w:sz w:val="19"/>
-                <w:szCs w:val="19"/>
-              </w:rPr>
-              <w:t xml:space="preserve"> </w:t>
-            </w:r>
-          </w:p>
-        </w:tc>
-        <w:tc>
-          <w:tcPr>
-            <w:tcW w:type="dxa" w:w="1700"/>
-            <w:shd w:fill="F2F2F2" w:color="auto" w:val="clear"/>
-            <w:tcMar>
-              <w:top w:type="dxa" w:w="90"/>
-              <w:left w:type="dxa" w:w="120"/>
-              <w:bottom w:type="dxa" w:w="90"/>
-              <w:right w:type="dxa" w:w="120"/>
-            </w:tcMar>
-          </w:tcPr>
-          <w:p>
-            <w:r>
-              <w:rPr>
-                <w:color w:val="767171"/>
-                <w:sz w:val="19"/>
-                <w:szCs w:val="19"/>
-              </w:rPr>
-              <w:t xml:space="preserve"> </w:t>
-            </w:r>
-          </w:p>
-        </w:tc>
-        <w:tc>
-          <w:tcPr>
-            <w:tcW w:type="dxa" w:w="1560"/>
+            <w:tcW w:type="dxa" w:w="1260"/>
             <w:shd w:fill="F2F2F2" w:color="auto" w:val="clear"/>
             <w:tcMar>
               <w:top w:type="dxa" w:w="90"/>
@@ -1236,6 +1505,16 @@
     </w:p>
     <w:p>
       <w:pPr>
+        <w:sectPr>
+          <w:pgSz w:w="12240" w:h="15840" w:orient="portrait"/>
+          <w:pgMar w:top="1440" w:right="1440" w:bottom="1440" w:left="1440" w:header="708" w:footer="708" w:gutter="0"/>
+          <w:pgNumType/>
+          <w:docGrid w:linePitch="360"/>
+        </w:sectPr>
+      </w:pPr>
+    </w:p>
+    <w:p>
+      <w:pPr>
         <w:spacing w:after="160" w:before="60"/>
       </w:pPr>
       <w:r>
@@ -1246,12 +1525,12 @@
           <w:sz w:val="19"/>
           <w:szCs w:val="19"/>
         </w:rPr>
-        <w:t xml:space="preserve">Rubric: a full-page (8.5 × 11) figure of the model — every tool and dataset shown, labels informative, all text readable at 10 pt or larger (2 points).</w:t>
+        <w:t xml:space="preserve">Rubric: a full-page (8.5 × 11) figure of the model — every tool and dataset shown, labels informative, all text readable at 10 pt or larger (2 points). Insert the exported PNG file itself. Do not screen-capture it, redraw it, or run it through an AI “enhancer” — that changes what the figure shows. This page is landscape so a wide model stays readable.</w:t>
       </w:r>
     </w:p>
     <w:tbl>
       <w:tblPr>
-        <w:tblW w:type="dxa" w:w="9360"/>
+        <w:tblW w:type="dxa" w:w="12960"/>
         <w:tblBorders>
           <w:top w:val="dashed" w:color="BFBFBF" w:sz="6"/>
           <w:left w:val="dashed" w:color="BFBFBF" w:sz="6"/>
@@ -1262,20 +1541,21 @@
         </w:tblBorders>
       </w:tblPr>
       <w:tblGrid>
-        <w:gridCol w:w="9360"/>
+        <w:gridCol w:w="12960"/>
       </w:tblGrid>
       <w:tr>
         <w:trPr>
           <w:cantSplit/>
-          <w:trHeight w:val="8640" w:hRule="atLeast"/>
+          <w:trHeight w:val="7500" w:hRule="atLeast"/>
         </w:trPr>
         <w:tc>
           <w:tcPr>
-            <w:tcW w:type="dxa" w:w="9360"/>
+            <w:tcW w:type="dxa" w:w="12960"/>
             <w:vAlign w:val="center"/>
           </w:tcPr>
           <w:p>
             <w:pPr>
+              <w:keepNext/>
               <w:jc w:val="center"/>
             </w:pPr>
             <w:r>
@@ -1285,6 +1565,7 @@
                 <w:color w:val="767171"/>
                 <w:sz w:val="19"/>
                 <w:szCs w:val="19"/>
+                <w:highlight w:val="yellow"/>
               </w:rPr>
               <w:t xml:space="preserve">[ Insert image here — delete this box ]</w:t>
             </w:r>
@@ -1307,6 +1588,16 @@
         </w:rPr>
         <w:t xml:space="preserve">Figure 1. The complete model, exported from ModelBuilder with Export ▸ Export To Graphic.</w:t>
       </w:r>
+    </w:p>
+    <w:p>
+      <w:pPr>
+        <w:sectPr>
+          <w:pgSz w:w="15840" w:h="12240" w:orient="landscape"/>
+          <w:pgMar w:top="1440" w:right="1440" w:bottom="1440" w:left="1440" w:header="708" w:footer="708" w:gutter="0"/>
+          <w:pgNumType/>
+          <w:docGrid w:linePitch="360"/>
+        </w:sectPr>
+      </w:pPr>
     </w:p>
     <w:p>
       <w:pPr>
@@ -1350,6 +1641,7 @@
           </w:tcPr>
           <w:p>
             <w:pPr>
+              <w:keepNext/>
               <w:jc w:val="center"/>
             </w:pPr>
             <w:r>
@@ -1359,6 +1651,7 @@
                 <w:color w:val="767171"/>
                 <w:sz w:val="19"/>
                 <w:szCs w:val="19"/>
+                <w:highlight w:val="yellow"/>
               </w:rPr>
               <w:t xml:space="preserve">[ Insert image here — delete this box ]</w:t>
             </w:r>
@@ -1422,6 +1715,7 @@
           <w:i/>
           <w:iCs/>
           <w:color w:val="767171"/>
+          <w:highlight w:val="yellow"/>
         </w:rPr>
         <w:t xml:space="preserve">[Add your content here.]</w:t>
       </w:r>
@@ -1874,6 +2168,7 @@
           <w:i/>
           <w:iCs/>
           <w:color w:val="767171"/>
+          <w:highlight w:val="yellow"/>
         </w:rPr>
         <w:t xml:space="preserve">[Add your content here.]</w:t>
       </w:r>
@@ -1911,7 +2206,7 @@
           <w:sz w:val="19"/>
           <w:szCs w:val="19"/>
         </w:rPr>
-        <w:t xml:space="preserve">Rubric: a table of at least three additional runs, giving the parameter values, the number of candidate polygons and the total area for each (4 points). Choose your runs deliberately and say why you chose them.</w:t>
+        <w:t xml:space="preserve">Rubric: a table of at least three additional runs, giving the parameter values, the number of candidate polygons and the total area for each (4 points). Choose your runs deliberately and say why you chose them. Change one number at a time from the baseline, so your table can show which one matters.</w:t>
       </w:r>
     </w:p>
     <w:p>
@@ -1923,6 +2218,7 @@
           <w:i/>
           <w:iCs/>
           <w:color w:val="767171"/>
+          <w:highlight w:val="yellow"/>
         </w:rPr>
         <w:t xml:space="preserve">[Add your content here.]</w:t>
       </w:r>
@@ -1973,7 +2269,7 @@
                 <w:sz w:val="19"/>
                 <w:szCs w:val="19"/>
               </w:rPr>
-              <w:t xml:space="preserve">Run name</w:t>
+              <w:t xml:space="preserve">Run (what changed)</w:t>
             </w:r>
           </w:p>
         </w:tc>
@@ -2786,6 +3082,7 @@
           <w:i/>
           <w:iCs/>
           <w:color w:val="767171"/>
+          <w:highlight w:val="yellow"/>
         </w:rPr>
         <w:t xml:space="preserve">[Your answer here.]</w:t>
       </w:r>
@@ -2815,6 +3112,7 @@
           <w:i/>
           <w:iCs/>
           <w:color w:val="767171"/>
+          <w:highlight w:val="yellow"/>
         </w:rPr>
         <w:t xml:space="preserve">[Your answer here.]</w:t>
       </w:r>
@@ -2844,6 +3142,7 @@
           <w:i/>
           <w:iCs/>
           <w:color w:val="767171"/>
+          <w:highlight w:val="yellow"/>
         </w:rPr>
         <w:t xml:space="preserve">[Your answer here.]</w:t>
       </w:r>
@@ -2926,6 +3225,7 @@
           </w:tcPr>
           <w:p>
             <w:pPr>
+              <w:keepNext/>
               <w:jc w:val="center"/>
             </w:pPr>
             <w:r>
@@ -2935,6 +3235,7 @@
                 <w:color w:val="767171"/>
                 <w:sz w:val="19"/>
                 <w:szCs w:val="19"/>
+                <w:highlight w:val="yellow"/>
               </w:rPr>
               <w:t xml:space="preserve">[ Insert image here — delete this box ]</w:t>
             </w:r>
@@ -3005,6 +3306,7 @@
           </w:tcPr>
           <w:p>
             <w:pPr>
+              <w:keepNext/>
               <w:jc w:val="center"/>
             </w:pPr>
             <w:r>
@@ -3014,6 +3316,7 @@
                 <w:color w:val="767171"/>
                 <w:sz w:val="19"/>
                 <w:szCs w:val="19"/>
+                <w:highlight w:val="yellow"/>
               </w:rPr>
               <w:t xml:space="preserve">[ Insert image here — delete this box ]</w:t>
             </w:r>
@@ -3082,6 +3385,7 @@
           <w:i/>
           <w:iCs/>
           <w:color w:val="767171"/>
+          <w:highlight w:val="yellow"/>
         </w:rPr>
         <w:t xml:space="preserve">[Add your content here.]</w:t>
       </w:r>
@@ -3114,7 +3418,7 @@
           <w:sz w:val="19"/>
           <w:szCs w:val="19"/>
         </w:rPr>
-        <w:t xml:space="preserve">Course policy: one line saying what you used AI for. If you used none, say that. Field names, expressions, coordinate systems and numbers come from your own data, never from a model.</w:t>
+        <w:t xml:space="preserve">Course policy: one line saying what you used AI for. If you used none, say that. Field names, expressions, coordinate systems and numbers come from your own data, never from a model. You do the work in ArcGIS Pro yourself: AI may not run it for you, put facts in your report you did not find, or redraw or “enhance” your figures (see the course AI policy).</w:t>
       </w:r>
     </w:p>
     <w:p>
@@ -3126,6 +3430,7 @@
           <w:i/>
           <w:iCs/>
           <w:color w:val="767171"/>
+          <w:highlight w:val="yellow"/>
         </w:rPr>
         <w:t xml:space="preserve">[Add your content here.]</w:t>
       </w:r>
@@ -3232,7 +3537,7 @@
                 <w:sz w:val="19"/>
                 <w:szCs w:val="19"/>
               </w:rPr>
-              <w:t xml:space="preserve">Points</w:t>
+              <w:t xml:space="preserve">Max</w:t>
             </w:r>
           </w:p>
         </w:tc>
@@ -3294,7 +3599,7 @@
               <w:pStyle w:val="ListParagraph"/>
               <w:numPr>
                 <w:ilvl w:val="0"/>
-                <w:numId w:val="2"/>
+                <w:numId w:val="3"/>
               </w:numPr>
               <w:spacing w:after="40"/>
             </w:pPr>
@@ -3311,7 +3616,7 @@
               <w:pStyle w:val="ListParagraph"/>
               <w:numPr>
                 <w:ilvl w:val="0"/>
-                <w:numId w:val="2"/>
+                <w:numId w:val="3"/>
               </w:numPr>
               <w:spacing w:after="40"/>
             </w:pPr>
@@ -3328,7 +3633,7 @@
               <w:pStyle w:val="ListParagraph"/>
               <w:numPr>
                 <w:ilvl w:val="0"/>
-                <w:numId w:val="2"/>
+                <w:numId w:val="3"/>
               </w:numPr>
               <w:spacing w:after="40"/>
             </w:pPr>
@@ -3345,7 +3650,7 @@
               <w:pStyle w:val="ListParagraph"/>
               <w:numPr>
                 <w:ilvl w:val="0"/>
-                <w:numId w:val="2"/>
+                <w:numId w:val="3"/>
               </w:numPr>
               <w:spacing w:after="40"/>
             </w:pPr>
@@ -3362,7 +3667,7 @@
               <w:pStyle w:val="ListParagraph"/>
               <w:numPr>
                 <w:ilvl w:val="0"/>
-                <w:numId w:val="2"/>
+                <w:numId w:val="3"/>
               </w:numPr>
               <w:spacing w:after="40"/>
             </w:pPr>
@@ -3379,7 +3684,7 @@
               <w:pStyle w:val="ListParagraph"/>
               <w:numPr>
                 <w:ilvl w:val="0"/>
-                <w:numId w:val="2"/>
+                <w:numId w:val="3"/>
               </w:numPr>
               <w:spacing w:after="40"/>
             </w:pPr>
@@ -3413,7 +3718,7 @@
                 <w:sz w:val="19"/>
                 <w:szCs w:val="19"/>
               </w:rPr>
-              <w:t xml:space="preserve">/10</w:t>
+              <w:t xml:space="preserve">10</w:t>
             </w:r>
           </w:p>
         </w:tc>
@@ -3433,10 +3738,13 @@
             </w:pPr>
             <w:r>
               <w:rPr>
-                <w:sz w:val="19"/>
-                <w:szCs w:val="19"/>
-              </w:rPr>
-              <w:t xml:space="preserve"> </w:t>
+                <w:b w:val="false"/>
+                <w:bCs w:val="false"/>
+                <w:sz w:val="19"/>
+                <w:szCs w:val="19"/>
+                <w:highlight w:val="yellow"/>
+              </w:rPr>
+              <w:t xml:space="preserve">___ / 10</w:t>
             </w:r>
           </w:p>
         </w:tc>
@@ -3474,7 +3782,7 @@
               <w:pStyle w:val="ListParagraph"/>
               <w:numPr>
                 <w:ilvl w:val="0"/>
-                <w:numId w:val="2"/>
+                <w:numId w:val="3"/>
               </w:numPr>
               <w:spacing w:after="40"/>
             </w:pPr>
@@ -3491,7 +3799,7 @@
               <w:pStyle w:val="ListParagraph"/>
               <w:numPr>
                 <w:ilvl w:val="0"/>
-                <w:numId w:val="2"/>
+                <w:numId w:val="3"/>
               </w:numPr>
               <w:spacing w:after="40"/>
             </w:pPr>
@@ -3508,7 +3816,7 @@
               <w:pStyle w:val="ListParagraph"/>
               <w:numPr>
                 <w:ilvl w:val="0"/>
-                <w:numId w:val="2"/>
+                <w:numId w:val="3"/>
               </w:numPr>
               <w:spacing w:after="40"/>
             </w:pPr>
@@ -3525,7 +3833,7 @@
               <w:pStyle w:val="ListParagraph"/>
               <w:numPr>
                 <w:ilvl w:val="0"/>
-                <w:numId w:val="2"/>
+                <w:numId w:val="3"/>
               </w:numPr>
               <w:spacing w:after="40"/>
             </w:pPr>
@@ -3559,7 +3867,7 @@
                 <w:sz w:val="19"/>
                 <w:szCs w:val="19"/>
               </w:rPr>
-              <w:t xml:space="preserve">/10</w:t>
+              <w:t xml:space="preserve">10</w:t>
             </w:r>
           </w:p>
         </w:tc>
@@ -3579,10 +3887,13 @@
             </w:pPr>
             <w:r>
               <w:rPr>
-                <w:sz w:val="19"/>
-                <w:szCs w:val="19"/>
-              </w:rPr>
-              <w:t xml:space="preserve"> </w:t>
+                <w:b w:val="false"/>
+                <w:bCs w:val="false"/>
+                <w:sz w:val="19"/>
+                <w:szCs w:val="19"/>
+                <w:highlight w:val="yellow"/>
+              </w:rPr>
+              <w:t xml:space="preserve">___ / 10</w:t>
             </w:r>
           </w:p>
         </w:tc>
@@ -3620,7 +3931,7 @@
               <w:pStyle w:val="ListParagraph"/>
               <w:numPr>
                 <w:ilvl w:val="0"/>
-                <w:numId w:val="2"/>
+                <w:numId w:val="3"/>
               </w:numPr>
               <w:spacing w:after="40"/>
             </w:pPr>
@@ -3637,7 +3948,7 @@
               <w:pStyle w:val="ListParagraph"/>
               <w:numPr>
                 <w:ilvl w:val="0"/>
-                <w:numId w:val="2"/>
+                <w:numId w:val="3"/>
               </w:numPr>
               <w:spacing w:after="40"/>
             </w:pPr>
@@ -3654,7 +3965,7 @@
               <w:pStyle w:val="ListParagraph"/>
               <w:numPr>
                 <w:ilvl w:val="0"/>
-                <w:numId w:val="2"/>
+                <w:numId w:val="3"/>
               </w:numPr>
               <w:spacing w:after="40"/>
             </w:pPr>
@@ -3671,7 +3982,7 @@
               <w:pStyle w:val="ListParagraph"/>
               <w:numPr>
                 <w:ilvl w:val="0"/>
-                <w:numId w:val="2"/>
+                <w:numId w:val="3"/>
               </w:numPr>
               <w:spacing w:after="40"/>
             </w:pPr>
@@ -3688,7 +3999,7 @@
               <w:pStyle w:val="ListParagraph"/>
               <w:numPr>
                 <w:ilvl w:val="0"/>
-                <w:numId w:val="2"/>
+                <w:numId w:val="3"/>
               </w:numPr>
               <w:spacing w:after="40"/>
             </w:pPr>
@@ -3705,7 +4016,7 @@
               <w:pStyle w:val="ListParagraph"/>
               <w:numPr>
                 <w:ilvl w:val="0"/>
-                <w:numId w:val="2"/>
+                <w:numId w:val="3"/>
               </w:numPr>
               <w:spacing w:after="40"/>
             </w:pPr>
@@ -3722,7 +4033,7 @@
               <w:pStyle w:val="ListParagraph"/>
               <w:numPr>
                 <w:ilvl w:val="0"/>
-                <w:numId w:val="2"/>
+                <w:numId w:val="3"/>
               </w:numPr>
               <w:spacing w:after="40"/>
             </w:pPr>
@@ -3756,7 +4067,7 @@
                 <w:sz w:val="19"/>
                 <w:szCs w:val="19"/>
               </w:rPr>
-              <w:t xml:space="preserve">/10</w:t>
+              <w:t xml:space="preserve">10</w:t>
             </w:r>
           </w:p>
         </w:tc>
@@ -3776,10 +4087,13 @@
             </w:pPr>
             <w:r>
               <w:rPr>
-                <w:sz w:val="19"/>
-                <w:szCs w:val="19"/>
-              </w:rPr>
-              <w:t xml:space="preserve"> </w:t>
+                <w:b w:val="false"/>
+                <w:bCs w:val="false"/>
+                <w:sz w:val="19"/>
+                <w:szCs w:val="19"/>
+                <w:highlight w:val="yellow"/>
+              </w:rPr>
+              <w:t xml:space="preserve">___ / 10</w:t>
             </w:r>
           </w:p>
         </w:tc>
@@ -3817,7 +4131,7 @@
               <w:pStyle w:val="ListParagraph"/>
               <w:numPr>
                 <w:ilvl w:val="0"/>
-                <w:numId w:val="2"/>
+                <w:numId w:val="3"/>
               </w:numPr>
               <w:spacing w:after="40"/>
             </w:pPr>
@@ -3834,7 +4148,7 @@
               <w:pStyle w:val="ListParagraph"/>
               <w:numPr>
                 <w:ilvl w:val="0"/>
-                <w:numId w:val="2"/>
+                <w:numId w:val="3"/>
               </w:numPr>
               <w:spacing w:after="40"/>
             </w:pPr>
@@ -3851,7 +4165,7 @@
               <w:pStyle w:val="ListParagraph"/>
               <w:numPr>
                 <w:ilvl w:val="0"/>
-                <w:numId w:val="2"/>
+                <w:numId w:val="3"/>
               </w:numPr>
               <w:spacing w:after="40"/>
             </w:pPr>
@@ -3868,7 +4182,7 @@
               <w:pStyle w:val="ListParagraph"/>
               <w:numPr>
                 <w:ilvl w:val="0"/>
-                <w:numId w:val="2"/>
+                <w:numId w:val="3"/>
               </w:numPr>
               <w:spacing w:after="40"/>
             </w:pPr>
@@ -3885,7 +4199,7 @@
               <w:pStyle w:val="ListParagraph"/>
               <w:numPr>
                 <w:ilvl w:val="0"/>
-                <w:numId w:val="2"/>
+                <w:numId w:val="3"/>
               </w:numPr>
               <w:spacing w:after="40"/>
             </w:pPr>
@@ -3902,7 +4216,7 @@
               <w:pStyle w:val="ListParagraph"/>
               <w:numPr>
                 <w:ilvl w:val="0"/>
-                <w:numId w:val="2"/>
+                <w:numId w:val="3"/>
               </w:numPr>
               <w:spacing w:after="40"/>
             </w:pPr>
@@ -3936,7 +4250,7 @@
                 <w:sz w:val="19"/>
                 <w:szCs w:val="19"/>
               </w:rPr>
-              <w:t xml:space="preserve">/10</w:t>
+              <w:t xml:space="preserve">10</w:t>
             </w:r>
           </w:p>
         </w:tc>
@@ -3956,10 +4270,13 @@
             </w:pPr>
             <w:r>
               <w:rPr>
-                <w:sz w:val="19"/>
-                <w:szCs w:val="19"/>
-              </w:rPr>
-              <w:t xml:space="preserve"> </w:t>
+                <w:b w:val="false"/>
+                <w:bCs w:val="false"/>
+                <w:sz w:val="19"/>
+                <w:szCs w:val="19"/>
+                <w:highlight w:val="yellow"/>
+              </w:rPr>
+              <w:t xml:space="preserve">___ / 10</w:t>
             </w:r>
           </w:p>
         </w:tc>
@@ -3997,7 +4314,7 @@
               <w:pStyle w:val="ListParagraph"/>
               <w:numPr>
                 <w:ilvl w:val="0"/>
-                <w:numId w:val="2"/>
+                <w:numId w:val="3"/>
               </w:numPr>
               <w:spacing w:after="40"/>
             </w:pPr>
@@ -4014,7 +4331,7 @@
               <w:pStyle w:val="ListParagraph"/>
               <w:numPr>
                 <w:ilvl w:val="0"/>
-                <w:numId w:val="2"/>
+                <w:numId w:val="3"/>
               </w:numPr>
               <w:spacing w:after="40"/>
             </w:pPr>
@@ -4031,7 +4348,7 @@
               <w:pStyle w:val="ListParagraph"/>
               <w:numPr>
                 <w:ilvl w:val="0"/>
-                <w:numId w:val="2"/>
+                <w:numId w:val="3"/>
               </w:numPr>
               <w:spacing w:after="40"/>
             </w:pPr>
@@ -4048,7 +4365,7 @@
               <w:pStyle w:val="ListParagraph"/>
               <w:numPr>
                 <w:ilvl w:val="0"/>
-                <w:numId w:val="2"/>
+                <w:numId w:val="3"/>
               </w:numPr>
               <w:spacing w:after="40"/>
             </w:pPr>
@@ -4082,7 +4399,7 @@
                 <w:sz w:val="19"/>
                 <w:szCs w:val="19"/>
               </w:rPr>
-              <w:t xml:space="preserve">/10</w:t>
+              <w:t xml:space="preserve">10</w:t>
             </w:r>
           </w:p>
         </w:tc>
@@ -4102,10 +4419,13 @@
             </w:pPr>
             <w:r>
               <w:rPr>
-                <w:sz w:val="19"/>
-                <w:szCs w:val="19"/>
-              </w:rPr>
-              <w:t xml:space="preserve"> </w:t>
+                <w:b w:val="false"/>
+                <w:bCs w:val="false"/>
+                <w:sz w:val="19"/>
+                <w:szCs w:val="19"/>
+                <w:highlight w:val="yellow"/>
+              </w:rPr>
+              <w:t xml:space="preserve">___ / 10</w:t>
             </w:r>
           </w:p>
         </w:tc>
@@ -4162,7 +4482,7 @@
                 <w:sz w:val="19"/>
                 <w:szCs w:val="19"/>
               </w:rPr>
-              <w:t xml:space="preserve">/50</w:t>
+              <w:t xml:space="preserve">50</w:t>
             </w:r>
           </w:p>
         </w:tc>
@@ -4183,10 +4503,13 @@
             </w:pPr>
             <w:r>
               <w:rPr>
-                <w:sz w:val="19"/>
-                <w:szCs w:val="19"/>
-              </w:rPr>
-              <w:t xml:space="preserve"> </w:t>
+                <w:b/>
+                <w:bCs/>
+                <w:sz w:val="19"/>
+                <w:szCs w:val="19"/>
+                <w:highlight w:val="yellow"/>
+              </w:rPr>
+              <w:t xml:space="preserve">___ / 50</w:t>
             </w:r>
           </w:p>
         </w:tc>
@@ -4374,6 +4697,18 @@
       </w:pPr>
     </w:lvl>
   </w:abstractNum>
+  <w:abstractNum w:abstractNumId="3" w15:restartNumberingAfterBreak="0">
+    <w:multiLevelType w:val="hybridMultilevel"/>
+    <w:lvl w:ilvl="0" w:tentative="1">
+      <w:start w:val="1"/>
+      <w:numFmt w:val="bullet"/>
+      <w:lvlText w:val="☐"/>
+      <w:lvlJc w:val="left"/>
+      <w:pPr>
+        <w:ind w:left="360" w:hanging="280"/>
+      </w:pPr>
+    </w:lvl>
+  </w:abstractNum>
   <w:num w:numId="1">
     <w:abstractNumId w:val="1"/>
     <w:lvlOverride w:ilvl="0">
@@ -4381,6 +4716,12 @@
     </w:lvlOverride>
   </w:num>
   <w:num w:numId="2">
+    <w:abstractNumId w:val="3"/>
+    <w:lvlOverride w:ilvl="0">
+      <w:startOverride w:val="1"/>
+    </w:lvlOverride>
+  </w:num>
+  <w:num w:numId="3">
     <w:abstractNumId w:val="2"/>
     <w:lvlOverride w:ilvl="0">
       <w:startOverride w:val="1"/>
